--- a/블로그글작성/폐기물/변경허가_변경신고/건설폐기물_처리업_변경신고_정리.docx
+++ b/블로그글작성/폐기물/변경허가_변경신고/건설폐기물_처리업_변경신고_정리.docx
@@ -924,9 +924,11 @@
         </w:rPr>
         <w:t>② 제21조 제3항에 따른 허가를 받은 자가 허가받은 사항 중 기후에너지환경부령으로 정하는 경미한 사항을 변경하는 경우에는 변경신고를 하여야 한다.</w:t>
       </w:r>
-      <w:r>
-        <w:br/>
-      </w:r>
+    </w:p>
+    <w:p>
+      <w:pPr>
+        <w:spacing w:after="120" w:line="348" w:lineRule="auto"/>
+      </w:pPr>
       <w:r>
         <w:rPr>
           <w:rFonts w:ascii="맑은 고딕" w:hAnsi="맑은 고딕" w:eastAsia="맑은 고딕"/>
@@ -934,6 +936,45 @@
           <w:sz w:val="18"/>
         </w:rPr>
         <w:t>③ 시·도지사는 제2항에 따른 변경신고를 받은 날부터 20일 이내에 신고수리 여부를 신고인에게 통지하여야 한다.</w:t>
+      </w:r>
+    </w:p>
+    <w:p>
+      <w:pPr>
+        <w:spacing w:after="120" w:line="348" w:lineRule="auto"/>
+      </w:pPr>
+      <w:r>
+        <w:rPr>
+          <w:rFonts w:ascii="맑은 고딕" w:hAnsi="맑은 고딕" w:eastAsia="맑은 고딕"/>
+          <w:color w:val="000000"/>
+          <w:sz w:val="18"/>
+        </w:rPr>
+        <w:t>④ 시·도지사가 제3항에서 정한 기간 내에 신고수리 여부 또는 처리기간의 연장을 통지하지 아니하면 그 기간이 끝난 날의 다음 날에 신고를 수리한 것으로 본다.</w:t>
+      </w:r>
+    </w:p>
+    <w:p>
+      <w:pPr>
+        <w:pStyle w:val="cite1"/>
+        <w:spacing w:after="40" w:before="200"/>
+      </w:pPr>
+      <w:r>
+        <w:rPr>
+          <w:rFonts w:ascii="맑은 고딕" w:hAnsi="맑은 고딕" w:eastAsia="맑은 고딕"/>
+          <w:color w:val="000000"/>
+        </w:rPr>
+        <w:t>같은 법 시행규칙 제13조의2 (건설폐기물 처리업의 변경신고)</w:t>
+      </w:r>
+    </w:p>
+    <w:p>
+      <w:pPr>
+        <w:spacing w:after="120" w:line="348" w:lineRule="auto"/>
+      </w:pPr>
+      <w:r>
+        <w:rPr>
+          <w:rFonts w:ascii="맑은 고딕" w:hAnsi="맑은 고딕" w:eastAsia="맑은 고딕"/>
+          <w:color w:val="000000"/>
+          <w:sz w:val="18"/>
+        </w:rPr>
+        <w:t>① 법 제22조 제2항에서 '기후에너지환경부령으로 정하는 경미한 사항'이란 다음 각 호와 같다.</w:t>
       </w:r>
       <w:r>
         <w:br/>
@@ -944,37 +985,46 @@
           <w:color w:val="000000"/>
           <w:sz w:val="18"/>
         </w:rPr>
-        <w:t>④ 시·도지사가 제3항에서 정한 기간 내에 신고수리 여부 또는 처리기간의 연장을 통지하지 아니하면 그 기간이 끝난 날의 다음 날에 신고를 수리한 것으로 본다.</w:t>
+        <w:t>1. 상호의 변경(권리·의무 승계로 변경되는 경우는 제외)</w:t>
       </w:r>
-    </w:p>
-    <w:p>
-      <w:pPr>
-        <w:pStyle w:val="cite1"/>
-        <w:spacing w:after="40" w:before="200"/>
-      </w:pPr>
       <w:r>
-        <w:rPr>
-          <w:rFonts w:ascii="맑은 고딕" w:hAnsi="맑은 고딕" w:eastAsia="맑은 고딕"/>
-          <w:color w:val="000000"/>
-        </w:rPr>
-        <w:t>같은 법 시행규칙 제13조의2 (건설폐기물 처리업의 변경신고)</w:t>
+        <w:br/>
       </w:r>
-    </w:p>
-    <w:p>
-      <w:pPr>
-        <w:spacing w:after="120" w:line="348" w:lineRule="auto"/>
-      </w:pPr>
       <w:r>
         <w:rPr>
           <w:rFonts w:ascii="맑은 고딕" w:hAnsi="맑은 고딕" w:eastAsia="맑은 고딕"/>
           <w:color w:val="000000"/>
           <w:sz w:val="18"/>
         </w:rPr>
-        <w:t>① 법 제22조 제2항에서 '기후에너지환경부령으로 정하는 경미한 사항'이란 다음 각 호와 같다.  1. 상호의 변경(권리·의무 승계로 변경되는 경우는 제외)  2. 대표자의 변경(권리·의무 승계로 변경되는 경우는 제외)  3. 연락장소 또는 사무실 소재지의 변경  4. 운반차량의 감차 또는 교체(임시차량 제외)</w:t>
+        <w:t>2. 대표자의 변경(권리·의무 승계로 변경되는 경우는 제외)</w:t>
       </w:r>
       <w:r>
         <w:br/>
       </w:r>
+      <w:r>
+        <w:rPr>
+          <w:rFonts w:ascii="맑은 고딕" w:hAnsi="맑은 고딕" w:eastAsia="맑은 고딕"/>
+          <w:color w:val="000000"/>
+          <w:sz w:val="18"/>
+        </w:rPr>
+        <w:t>3. 연락장소 또는 사무실 소재지의 변경</w:t>
+      </w:r>
+      <w:r>
+        <w:br/>
+      </w:r>
+      <w:r>
+        <w:rPr>
+          <w:rFonts w:ascii="맑은 고딕" w:hAnsi="맑은 고딕" w:eastAsia="맑은 고딕"/>
+          <w:color w:val="000000"/>
+          <w:sz w:val="18"/>
+        </w:rPr>
+        <w:t>4. 운반차량의 감차 또는 교체(임시차량 제외)</w:t>
+      </w:r>
+    </w:p>
+    <w:p>
+      <w:pPr>
+        <w:spacing w:after="120" w:line="348" w:lineRule="auto"/>
+      </w:pPr>
       <w:r>
         <w:rPr>
           <w:rFonts w:ascii="맑은 고딕" w:hAnsi="맑은 고딕" w:eastAsia="맑은 고딕"/>
